--- a/src/OpenXmlHtml.Tests/Samples/WordSamples.EmployeeOnboardingGuide.DotNet.verified.docx
+++ b/src/OpenXmlHtml.Tests/Samples/WordSamples.EmployeeOnboardingGuide.DotNet.verified.docx
@@ -523,6 +523,9 @@
   </abstractNum>
   <num xmlns:p2="http://schemas.openxmlformats.org/wordprocessingml/2006/main" p2:numId="2">
     <p2:abstractNumId p2:val="0"/>
+    <p2:lvlOverride p2:ilvl="0">
+      <p2:startOverride p2:val="1"/>
+    </p2:lvlOverride>
   </num>
 </numbering>
 </file>
--- a/src/OpenXmlHtml.Tests/Samples/WordSamples.EmployeeOnboardingGuide.DotNet.verified.docx
+++ b/src/OpenXmlHtml.Tests/Samples/WordSamples.EmployeeOnboardingGuide.DotNet.verified.docx
@@ -388,9 +388,6 @@
     </w:p>
     <w:p>
       <w:r>
-        <w:t xml:space="preserve"> </w:t>
-      </w:r>
-      <w:r>
         <w:t xml:space="preserve">“</w:t>
       </w:r>
       <w:r>
@@ -400,7 +397,7 @@
         <w:t xml:space="preserve">”</w:t>
       </w:r>
       <w:r>
-        <w:t xml:space="preserve"> — Phil Jackson </w:t>
+        <w:t xml:space="preserve"> — Phil Jackson</w:t>
       </w:r>
     </w:p>
     <w:p>

--- a/src/OpenXmlHtml.Tests/Samples/WordSamples.EmployeeOnboardingGuide.DotNet.verified.docx
+++ b/src/OpenXmlHtml.Tests/Samples/WordSamples.EmployeeOnboardingGuide.DotNet.verified.docx
@@ -388,6 +388,9 @@
     </w:p>
     <w:p>
       <w:r>
+        <w:t xml:space="preserve"> </w:t>
+      </w:r>
+      <w:r>
         <w:t xml:space="preserve">“</w:t>
       </w:r>
       <w:r>
@@ -397,7 +400,7 @@
         <w:t xml:space="preserve">”</w:t>
       </w:r>
       <w:r>
-        <w:t xml:space="preserve"> — Phil Jackson</w:t>
+        <w:t xml:space="preserve"> — Phil Jackson </w:t>
       </w:r>
     </w:p>
     <w:p>
